--- a/writeup/HuSec2026.docx
+++ b/writeup/HuSec2026.docx
@@ -5,7 +5,7 @@
     <w:p>
       <w:pPr>
         <w:rPr>
-          <w:rFonts w:asciiTheme="minorEastAsia" w:hAnsiTheme="minorEastAsia" w:hint="eastAsia"/>
+          <w:rFonts w:asciiTheme="minorEastAsia" w:hAnsiTheme="minorEastAsia"/>
           <w:b/>
           <w:bCs/>
           <w:sz w:val="44"/>
@@ -58,7 +58,7 @@
     <w:p>
       <w:pPr>
         <w:rPr>
-          <w:rFonts w:ascii="宋体" w:eastAsia="宋体" w:hAnsi="宋体" w:cs="Times New Roman" w:hint="eastAsia"/>
+          <w:rFonts w:ascii="宋体" w:eastAsia="宋体" w:hAnsi="宋体" w:cs="Times New Roman"/>
           <w:kern w:val="0"/>
           <w:sz w:val="24"/>
           <w14:ligatures w14:val="none"/>
@@ -125,11 +125,9 @@
           <w:kern w:val="0"/>
           <w:sz w:val="28"/>
           <w:szCs w:val="28"/>
-          <w:lang w:eastAsia="en-US"/>
           <w14:ligatures w14:val="none"/>
         </w:rPr>
       </w:pPr>
-      <w:proofErr w:type="spellStart"/>
       <w:r>
         <w:rPr>
           <w:rFonts w:ascii="Calibri" w:eastAsia="宋体" w:hAnsi="Calibri" w:cs="Times New Roman"/>
@@ -139,12 +137,10 @@
           <w:kern w:val="0"/>
           <w:sz w:val="28"/>
           <w:szCs w:val="28"/>
-          <w:lang w:eastAsia="en-US"/>
           <w14:ligatures w14:val="none"/>
         </w:rPr>
         <w:t>二、解题情况</w:t>
       </w:r>
-      <w:proofErr w:type="spellEnd"/>
     </w:p>
     <w:p>
       <w:pPr>
@@ -164,10 +160,10 @@
           <w14:ligatures w14:val="none"/>
         </w:rPr>
         <w:drawing>
-          <wp:inline distT="0" distB="0" distL="0" distR="0" wp14:anchorId="296C7802" wp14:editId="3B717DB8">
-            <wp:extent cx="5273040" cy="273050"/>
+          <wp:inline distT="0" distB="0" distL="0" distR="0" wp14:anchorId="1E733AA2" wp14:editId="5C15C7CA">
+            <wp:extent cx="5273040" cy="273685"/>
             <wp:effectExtent l="0" t="0" r="3810" b="0"/>
-            <wp:docPr id="778949261" name="图片 1"/>
+            <wp:docPr id="1178121784" name="图片 1"/>
             <wp:cNvGraphicFramePr>
               <a:graphicFrameLocks xmlns:a="http://schemas.openxmlformats.org/drawingml/2006/main" noChangeAspect="1"/>
             </wp:cNvGraphicFramePr>
@@ -196,7 +192,7 @@
                   <pic:spPr bwMode="auto">
                     <a:xfrm>
                       <a:off x="0" y="0"/>
-                      <a:ext cx="5273040" cy="273050"/>
+                      <a:ext cx="5273040" cy="273685"/>
                     </a:xfrm>
                     <a:prstGeom prst="rect">
                       <a:avLst/>
@@ -253,27 +249,10 @@
           <w:kern w:val="0"/>
           <w:sz w:val="28"/>
           <w:szCs w:val="28"/>
-          <w:lang w:eastAsia="en-US"/>
           <w14:ligatures w14:val="none"/>
         </w:rPr>
-        <w:t>、</w:t>
-      </w:r>
-      <w:proofErr w:type="spellStart"/>
-      <w:r>
-        <w:rPr>
-          <w:rFonts w:ascii="Calibri" w:eastAsia="宋体" w:hAnsi="Calibri" w:cs="Times New Roman"/>
-          <w:b/>
-          <w:bCs/>
-          <w:color w:val="4F81BD"/>
-          <w:kern w:val="0"/>
-          <w:sz w:val="28"/>
-          <w:szCs w:val="28"/>
-          <w:lang w:eastAsia="en-US"/>
-          <w14:ligatures w14:val="none"/>
-        </w:rPr>
-        <w:t>解题</w:t>
-      </w:r>
-      <w:proofErr w:type="spellEnd"/>
+        <w:t>、解题</w:t>
+      </w:r>
       <w:r>
         <w:rPr>
           <w:rFonts w:ascii="Calibri" w:eastAsia="宋体" w:hAnsi="Calibri" w:cs="Times New Roman" w:hint="eastAsia"/>
@@ -355,7 +334,7 @@
     <w:p>
       <w:pPr>
         <w:rPr>
-          <w:rFonts w:asciiTheme="minorEastAsia" w:hAnsiTheme="minorEastAsia" w:hint="eastAsia"/>
+          <w:rFonts w:asciiTheme="minorEastAsia" w:hAnsiTheme="minorEastAsia"/>
           <w:b/>
           <w:bCs/>
           <w:sz w:val="28"/>
@@ -406,7 +385,7 @@
     <w:p>
       <w:pPr>
         <w:rPr>
-          <w:rFonts w:asciiTheme="minorEastAsia" w:hAnsiTheme="minorEastAsia" w:hint="eastAsia"/>
+          <w:rFonts w:asciiTheme="minorEastAsia" w:hAnsiTheme="minorEastAsia"/>
           <w:sz w:val="24"/>
         </w:rPr>
       </w:pPr>
@@ -2129,7 +2108,7 @@
         <w:spacing w:before="200" w:after="0" w:line="240" w:lineRule="auto"/>
         <w:outlineLvl w:val="2"/>
         <w:rPr>
-          <w:rFonts w:asciiTheme="minorEastAsia" w:hAnsiTheme="minorEastAsia" w:hint="eastAsia"/>
+          <w:rFonts w:asciiTheme="minorEastAsia" w:hAnsiTheme="minorEastAsia"/>
           <w:sz w:val="24"/>
         </w:rPr>
       </w:pPr>
@@ -2170,7 +2149,7 @@
         <w:spacing w:before="200" w:after="0" w:line="240" w:lineRule="auto"/>
         <w:outlineLvl w:val="2"/>
         <w:rPr>
-          <w:rFonts w:asciiTheme="minorEastAsia" w:hAnsiTheme="minorEastAsia" w:hint="eastAsia"/>
+          <w:rFonts w:asciiTheme="minorEastAsia" w:hAnsiTheme="minorEastAsia"/>
           <w:sz w:val="24"/>
         </w:rPr>
       </w:pPr>
@@ -2224,7 +2203,7 @@
     <w:p>
       <w:pPr>
         <w:rPr>
-          <w:rFonts w:asciiTheme="minorEastAsia" w:hAnsiTheme="minorEastAsia" w:hint="eastAsia"/>
+          <w:rFonts w:asciiTheme="minorEastAsia" w:hAnsiTheme="minorEastAsia"/>
           <w:sz w:val="24"/>
         </w:rPr>
       </w:pPr>
@@ -2408,7 +2387,7 @@
           <w:p>
             <w:pPr>
               <w:rPr>
-                <w:rFonts w:asciiTheme="minorEastAsia" w:hAnsiTheme="minorEastAsia" w:hint="eastAsia"/>
+                <w:rFonts w:asciiTheme="minorEastAsia" w:hAnsiTheme="minorEastAsia"/>
                 <w:sz w:val="28"/>
                 <w:szCs w:val="28"/>
               </w:rPr>
@@ -2482,7 +2461,7 @@
     <w:p>
       <w:pPr>
         <w:rPr>
-          <w:rFonts w:asciiTheme="minorEastAsia" w:hAnsiTheme="minorEastAsia" w:hint="eastAsia"/>
+          <w:rFonts w:asciiTheme="minorEastAsia" w:hAnsiTheme="minorEastAsia"/>
           <w:sz w:val="28"/>
           <w:szCs w:val="28"/>
         </w:rPr>
@@ -2556,7 +2535,7 @@
     <w:p>
       <w:pPr>
         <w:rPr>
-          <w:rFonts w:asciiTheme="minorEastAsia" w:hAnsiTheme="minorEastAsia" w:hint="eastAsia"/>
+          <w:rFonts w:asciiTheme="minorEastAsia" w:hAnsiTheme="minorEastAsia"/>
           <w:sz w:val="28"/>
           <w:szCs w:val="28"/>
         </w:rPr>
@@ -2592,7 +2571,7 @@
     <w:p>
       <w:pPr>
         <w:rPr>
-          <w:rFonts w:asciiTheme="minorEastAsia" w:hAnsiTheme="minorEastAsia" w:hint="eastAsia"/>
+          <w:rFonts w:asciiTheme="minorEastAsia" w:hAnsiTheme="minorEastAsia"/>
           <w:sz w:val="24"/>
         </w:rPr>
       </w:pPr>
@@ -2825,15 +2804,13 @@
       </w:r>
       <w:r>
         <w:rPr>
-          <w:rFonts w:asciiTheme="minorEastAsia" w:hAnsiTheme="minorEastAsia"/>
           <w:noProof/>
-          <w:sz w:val="24"/>
         </w:rPr>
         <w:drawing>
-          <wp:inline distT="0" distB="0" distL="0" distR="0" wp14:anchorId="07107CA3" wp14:editId="62A3C646">
-            <wp:extent cx="1841684" cy="2211970"/>
-            <wp:effectExtent l="0" t="0" r="6350" b="0"/>
-            <wp:docPr id="479057347" name="图片 1"/>
+          <wp:inline distT="0" distB="0" distL="0" distR="0" wp14:anchorId="7DBEB68F" wp14:editId="411D71C5">
+            <wp:extent cx="1821440" cy="2188106"/>
+            <wp:effectExtent l="0" t="0" r="7620" b="3175"/>
+            <wp:docPr id="1953253748" name="图片 1"/>
             <wp:cNvGraphicFramePr>
               <a:graphicFrameLocks xmlns:a="http://schemas.openxmlformats.org/drawingml/2006/main" noChangeAspect="1"/>
             </wp:cNvGraphicFramePr>
@@ -2841,23 +2818,36 @@
               <a:graphicData uri="http://schemas.openxmlformats.org/drawingml/2006/picture">
                 <pic:pic xmlns:pic="http://schemas.openxmlformats.org/drawingml/2006/picture">
                   <pic:nvPicPr>
-                    <pic:cNvPr id="479057347" name=""/>
-                    <pic:cNvPicPr/>
+                    <pic:cNvPr id="0" name="Picture 1"/>
+                    <pic:cNvPicPr>
+                      <a:picLocks noChangeAspect="1" noChangeArrowheads="1"/>
+                    </pic:cNvPicPr>
                   </pic:nvPicPr>
                   <pic:blipFill>
-                    <a:blip r:embed="rId11"/>
+                    <a:blip r:embed="rId11">
+                      <a:extLst>
+                        <a:ext uri="{28A0092B-C50C-407E-A947-70E740481C1C}">
+                          <a14:useLocalDpi xmlns:a14="http://schemas.microsoft.com/office/drawing/2010/main" val="0"/>
+                        </a:ext>
+                      </a:extLst>
+                    </a:blip>
+                    <a:srcRect/>
                     <a:stretch>
                       <a:fillRect/>
                     </a:stretch>
                   </pic:blipFill>
-                  <pic:spPr>
-                    <a:xfrm flipH="1">
+                  <pic:spPr bwMode="auto">
+                    <a:xfrm>
                       <a:off x="0" y="0"/>
-                      <a:ext cx="1856014" cy="2229181"/>
+                      <a:ext cx="1852345" cy="2225232"/>
                     </a:xfrm>
                     <a:prstGeom prst="rect">
                       <a:avLst/>
                     </a:prstGeom>
+                    <a:noFill/>
+                    <a:ln>
+                      <a:noFill/>
+                    </a:ln>
                   </pic:spPr>
                 </pic:pic>
               </a:graphicData>
@@ -3035,7 +3025,7 @@
     <w:p>
       <w:pPr>
         <w:rPr>
-          <w:rFonts w:asciiTheme="minorEastAsia" w:hAnsiTheme="minorEastAsia" w:hint="eastAsia"/>
+          <w:rFonts w:asciiTheme="minorEastAsia" w:hAnsiTheme="minorEastAsia"/>
           <w:sz w:val="24"/>
         </w:rPr>
       </w:pPr>
@@ -3299,7 +3289,7 @@
               <w:jc w:val="right"/>
               <w:textAlignment w:val="baseline"/>
               <w:rPr>
-                <w:rFonts w:asciiTheme="minorEastAsia" w:hAnsiTheme="minorEastAsia" w:cs="宋体" w:hint="eastAsia"/>
+                <w:rFonts w:asciiTheme="minorEastAsia" w:hAnsiTheme="minorEastAsia" w:cs="宋体"/>
                 <w:color w:val="AFAFAF"/>
                 <w:kern w:val="0"/>
                 <w:sz w:val="24"/>
@@ -3326,7 +3316,7 @@
               <w:jc w:val="right"/>
               <w:textAlignment w:val="baseline"/>
               <w:rPr>
-                <w:rFonts w:asciiTheme="minorEastAsia" w:hAnsiTheme="minorEastAsia" w:cs="宋体" w:hint="eastAsia"/>
+                <w:rFonts w:asciiTheme="minorEastAsia" w:hAnsiTheme="minorEastAsia" w:cs="宋体"/>
                 <w:color w:val="AFAFAF"/>
                 <w:kern w:val="0"/>
                 <w:sz w:val="24"/>
@@ -3352,7 +3342,7 @@
               <w:jc w:val="right"/>
               <w:textAlignment w:val="baseline"/>
               <w:rPr>
-                <w:rFonts w:asciiTheme="minorEastAsia" w:hAnsiTheme="minorEastAsia" w:cs="宋体" w:hint="eastAsia"/>
+                <w:rFonts w:asciiTheme="minorEastAsia" w:hAnsiTheme="minorEastAsia" w:cs="宋体"/>
                 <w:color w:val="AFAFAF"/>
                 <w:kern w:val="0"/>
                 <w:sz w:val="24"/>
@@ -3378,7 +3368,7 @@
               <w:jc w:val="right"/>
               <w:textAlignment w:val="baseline"/>
               <w:rPr>
-                <w:rFonts w:asciiTheme="minorEastAsia" w:hAnsiTheme="minorEastAsia" w:cs="宋体" w:hint="eastAsia"/>
+                <w:rFonts w:asciiTheme="minorEastAsia" w:hAnsiTheme="minorEastAsia" w:cs="宋体"/>
                 <w:color w:val="AFAFAF"/>
                 <w:kern w:val="0"/>
                 <w:sz w:val="24"/>
@@ -3404,7 +3394,7 @@
               <w:jc w:val="right"/>
               <w:textAlignment w:val="baseline"/>
               <w:rPr>
-                <w:rFonts w:asciiTheme="minorEastAsia" w:hAnsiTheme="minorEastAsia" w:cs="宋体" w:hint="eastAsia"/>
+                <w:rFonts w:asciiTheme="minorEastAsia" w:hAnsiTheme="minorEastAsia" w:cs="宋体"/>
                 <w:color w:val="AFAFAF"/>
                 <w:kern w:val="0"/>
                 <w:sz w:val="24"/>
@@ -3430,7 +3420,7 @@
               <w:jc w:val="right"/>
               <w:textAlignment w:val="baseline"/>
               <w:rPr>
-                <w:rFonts w:asciiTheme="minorEastAsia" w:hAnsiTheme="minorEastAsia" w:cs="宋体" w:hint="eastAsia"/>
+                <w:rFonts w:asciiTheme="minorEastAsia" w:hAnsiTheme="minorEastAsia" w:cs="宋体"/>
                 <w:color w:val="AFAFAF"/>
                 <w:kern w:val="0"/>
                 <w:sz w:val="24"/>
@@ -3456,7 +3446,7 @@
               <w:jc w:val="right"/>
               <w:textAlignment w:val="baseline"/>
               <w:rPr>
-                <w:rFonts w:asciiTheme="minorEastAsia" w:hAnsiTheme="minorEastAsia" w:cs="宋体" w:hint="eastAsia"/>
+                <w:rFonts w:asciiTheme="minorEastAsia" w:hAnsiTheme="minorEastAsia" w:cs="宋体"/>
                 <w:color w:val="AFAFAF"/>
                 <w:kern w:val="0"/>
                 <w:sz w:val="24"/>
@@ -3482,7 +3472,7 @@
               <w:jc w:val="right"/>
               <w:textAlignment w:val="baseline"/>
               <w:rPr>
-                <w:rFonts w:asciiTheme="minorEastAsia" w:hAnsiTheme="minorEastAsia" w:cs="宋体" w:hint="eastAsia"/>
+                <w:rFonts w:asciiTheme="minorEastAsia" w:hAnsiTheme="minorEastAsia" w:cs="宋体"/>
                 <w:color w:val="AFAFAF"/>
                 <w:kern w:val="0"/>
                 <w:sz w:val="24"/>
@@ -3508,7 +3498,7 @@
               <w:jc w:val="right"/>
               <w:textAlignment w:val="baseline"/>
               <w:rPr>
-                <w:rFonts w:asciiTheme="minorEastAsia" w:hAnsiTheme="minorEastAsia" w:cs="宋体" w:hint="eastAsia"/>
+                <w:rFonts w:asciiTheme="minorEastAsia" w:hAnsiTheme="minorEastAsia" w:cs="宋体"/>
                 <w:color w:val="AFAFAF"/>
                 <w:kern w:val="0"/>
                 <w:sz w:val="24"/>
@@ -3534,7 +3524,7 @@
               <w:jc w:val="right"/>
               <w:textAlignment w:val="baseline"/>
               <w:rPr>
-                <w:rFonts w:asciiTheme="minorEastAsia" w:hAnsiTheme="minorEastAsia" w:cs="宋体" w:hint="eastAsia"/>
+                <w:rFonts w:asciiTheme="minorEastAsia" w:hAnsiTheme="minorEastAsia" w:cs="宋体"/>
                 <w:color w:val="AFAFAF"/>
                 <w:kern w:val="0"/>
                 <w:sz w:val="24"/>
@@ -3560,7 +3550,7 @@
               <w:jc w:val="right"/>
               <w:textAlignment w:val="baseline"/>
               <w:rPr>
-                <w:rFonts w:asciiTheme="minorEastAsia" w:hAnsiTheme="minorEastAsia" w:cs="宋体" w:hint="eastAsia"/>
+                <w:rFonts w:asciiTheme="minorEastAsia" w:hAnsiTheme="minorEastAsia" w:cs="宋体"/>
                 <w:color w:val="AFAFAF"/>
                 <w:kern w:val="0"/>
                 <w:sz w:val="24"/>
@@ -3586,7 +3576,7 @@
               <w:jc w:val="right"/>
               <w:textAlignment w:val="baseline"/>
               <w:rPr>
-                <w:rFonts w:asciiTheme="minorEastAsia" w:hAnsiTheme="minorEastAsia" w:cs="宋体" w:hint="eastAsia"/>
+                <w:rFonts w:asciiTheme="minorEastAsia" w:hAnsiTheme="minorEastAsia" w:cs="宋体"/>
                 <w:color w:val="AFAFAF"/>
                 <w:kern w:val="0"/>
                 <w:sz w:val="24"/>
@@ -3602,7 +3592,7 @@
               <w:jc w:val="right"/>
               <w:textAlignment w:val="baseline"/>
               <w:rPr>
-                <w:rFonts w:asciiTheme="minorEastAsia" w:hAnsiTheme="minorEastAsia" w:cs="宋体" w:hint="eastAsia"/>
+                <w:rFonts w:asciiTheme="minorEastAsia" w:hAnsiTheme="minorEastAsia" w:cs="宋体"/>
                 <w:color w:val="AFAFAF"/>
                 <w:kern w:val="0"/>
                 <w:sz w:val="24"/>
@@ -3638,7 +3628,7 @@
               <w:jc w:val="right"/>
               <w:textAlignment w:val="baseline"/>
               <w:rPr>
-                <w:rFonts w:asciiTheme="minorEastAsia" w:hAnsiTheme="minorEastAsia" w:cs="宋体" w:hint="eastAsia"/>
+                <w:rFonts w:asciiTheme="minorEastAsia" w:hAnsiTheme="minorEastAsia" w:cs="宋体"/>
                 <w:color w:val="AFAFAF"/>
                 <w:kern w:val="0"/>
                 <w:sz w:val="24"/>
@@ -3674,7 +3664,7 @@
               <w:jc w:val="right"/>
               <w:textAlignment w:val="baseline"/>
               <w:rPr>
-                <w:rFonts w:asciiTheme="minorEastAsia" w:hAnsiTheme="minorEastAsia" w:cs="宋体" w:hint="eastAsia"/>
+                <w:rFonts w:asciiTheme="minorEastAsia" w:hAnsiTheme="minorEastAsia" w:cs="宋体"/>
                 <w:color w:val="AFAFAF"/>
                 <w:kern w:val="0"/>
                 <w:sz w:val="24"/>
@@ -3710,7 +3700,7 @@
               <w:jc w:val="right"/>
               <w:textAlignment w:val="baseline"/>
               <w:rPr>
-                <w:rFonts w:asciiTheme="minorEastAsia" w:hAnsiTheme="minorEastAsia" w:cs="宋体" w:hint="eastAsia"/>
+                <w:rFonts w:asciiTheme="minorEastAsia" w:hAnsiTheme="minorEastAsia" w:cs="宋体"/>
                 <w:color w:val="AFAFAF"/>
                 <w:kern w:val="0"/>
                 <w:sz w:val="24"/>
@@ -4742,7 +4732,7 @@
         <w:spacing w:before="200" w:after="0" w:line="240" w:lineRule="auto"/>
         <w:outlineLvl w:val="2"/>
         <w:rPr>
-          <w:rFonts w:asciiTheme="minorEastAsia" w:hAnsiTheme="minorEastAsia" w:hint="eastAsia"/>
+          <w:rFonts w:asciiTheme="minorEastAsia" w:hAnsiTheme="minorEastAsia"/>
           <w:sz w:val="24"/>
         </w:rPr>
       </w:pPr>
@@ -4990,7 +4980,7 @@
     <w:p>
       <w:pPr>
         <w:rPr>
-          <w:rFonts w:asciiTheme="minorEastAsia" w:hAnsiTheme="minorEastAsia" w:hint="eastAsia"/>
+          <w:rFonts w:asciiTheme="minorEastAsia" w:hAnsiTheme="minorEastAsia"/>
           <w:sz w:val="24"/>
         </w:rPr>
       </w:pPr>
@@ -5092,7 +5082,7 @@
     <w:p>
       <w:pPr>
         <w:rPr>
-          <w:rFonts w:asciiTheme="minorEastAsia" w:hAnsiTheme="minorEastAsia" w:hint="eastAsia"/>
+          <w:rFonts w:asciiTheme="minorEastAsia" w:hAnsiTheme="minorEastAsia"/>
           <w:sz w:val="24"/>
         </w:rPr>
       </w:pPr>
@@ -5280,7 +5270,7 @@
     <w:p>
       <w:pPr>
         <w:rPr>
-          <w:rFonts w:asciiTheme="minorEastAsia" w:hAnsiTheme="minorEastAsia" w:hint="eastAsia"/>
+          <w:rFonts w:asciiTheme="minorEastAsia" w:hAnsiTheme="minorEastAsia"/>
           <w:sz w:val="28"/>
           <w:szCs w:val="28"/>
         </w:rPr>
@@ -5435,7 +5425,7 @@
               <w:jc w:val="right"/>
               <w:textAlignment w:val="baseline"/>
               <w:rPr>
-                <w:rFonts w:asciiTheme="minorEastAsia" w:hAnsiTheme="minorEastAsia" w:cs="宋体" w:hint="eastAsia"/>
+                <w:rFonts w:asciiTheme="minorEastAsia" w:hAnsiTheme="minorEastAsia" w:cs="宋体"/>
                 <w:color w:val="AFAFAF"/>
                 <w:kern w:val="0"/>
                 <w:sz w:val="24"/>
@@ -5461,7 +5451,7 @@
               <w:jc w:val="right"/>
               <w:textAlignment w:val="baseline"/>
               <w:rPr>
-                <w:rFonts w:asciiTheme="minorEastAsia" w:hAnsiTheme="minorEastAsia" w:cs="宋体" w:hint="eastAsia"/>
+                <w:rFonts w:asciiTheme="minorEastAsia" w:hAnsiTheme="minorEastAsia" w:cs="宋体"/>
                 <w:color w:val="AFAFAF"/>
                 <w:kern w:val="0"/>
                 <w:sz w:val="24"/>
@@ -5487,7 +5477,7 @@
               <w:jc w:val="right"/>
               <w:textAlignment w:val="baseline"/>
               <w:rPr>
-                <w:rFonts w:asciiTheme="minorEastAsia" w:hAnsiTheme="minorEastAsia" w:cs="宋体" w:hint="eastAsia"/>
+                <w:rFonts w:asciiTheme="minorEastAsia" w:hAnsiTheme="minorEastAsia" w:cs="宋体"/>
                 <w:color w:val="AFAFAF"/>
                 <w:kern w:val="0"/>
                 <w:sz w:val="24"/>
@@ -5513,7 +5503,7 @@
               <w:jc w:val="right"/>
               <w:textAlignment w:val="baseline"/>
               <w:rPr>
-                <w:rFonts w:asciiTheme="minorEastAsia" w:hAnsiTheme="minorEastAsia" w:cs="宋体" w:hint="eastAsia"/>
+                <w:rFonts w:asciiTheme="minorEastAsia" w:hAnsiTheme="minorEastAsia" w:cs="宋体"/>
                 <w:color w:val="AFAFAF"/>
                 <w:kern w:val="0"/>
                 <w:sz w:val="24"/>
@@ -5539,7 +5529,7 @@
               <w:jc w:val="right"/>
               <w:textAlignment w:val="baseline"/>
               <w:rPr>
-                <w:rFonts w:asciiTheme="minorEastAsia" w:hAnsiTheme="minorEastAsia" w:cs="宋体" w:hint="eastAsia"/>
+                <w:rFonts w:asciiTheme="minorEastAsia" w:hAnsiTheme="minorEastAsia" w:cs="宋体"/>
                 <w:color w:val="AFAFAF"/>
                 <w:kern w:val="0"/>
                 <w:sz w:val="24"/>
@@ -5565,7 +5555,7 @@
               <w:jc w:val="right"/>
               <w:textAlignment w:val="baseline"/>
               <w:rPr>
-                <w:rFonts w:asciiTheme="minorEastAsia" w:hAnsiTheme="minorEastAsia" w:cs="宋体" w:hint="eastAsia"/>
+                <w:rFonts w:asciiTheme="minorEastAsia" w:hAnsiTheme="minorEastAsia" w:cs="宋体"/>
                 <w:color w:val="AFAFAF"/>
                 <w:kern w:val="0"/>
                 <w:sz w:val="24"/>
@@ -5591,7 +5581,7 @@
               <w:jc w:val="right"/>
               <w:textAlignment w:val="baseline"/>
               <w:rPr>
-                <w:rFonts w:asciiTheme="minorEastAsia" w:hAnsiTheme="minorEastAsia" w:cs="宋体" w:hint="eastAsia"/>
+                <w:rFonts w:asciiTheme="minorEastAsia" w:hAnsiTheme="minorEastAsia" w:cs="宋体"/>
                 <w:color w:val="AFAFAF"/>
                 <w:kern w:val="0"/>
                 <w:sz w:val="24"/>
@@ -5617,7 +5607,7 @@
               <w:jc w:val="right"/>
               <w:textAlignment w:val="baseline"/>
               <w:rPr>
-                <w:rFonts w:asciiTheme="minorEastAsia" w:hAnsiTheme="minorEastAsia" w:cs="宋体" w:hint="eastAsia"/>
+                <w:rFonts w:asciiTheme="minorEastAsia" w:hAnsiTheme="minorEastAsia" w:cs="宋体"/>
                 <w:color w:val="AFAFAF"/>
                 <w:kern w:val="0"/>
                 <w:sz w:val="24"/>
@@ -5643,7 +5633,7 @@
               <w:jc w:val="right"/>
               <w:textAlignment w:val="baseline"/>
               <w:rPr>
-                <w:rFonts w:asciiTheme="minorEastAsia" w:hAnsiTheme="minorEastAsia" w:cs="宋体" w:hint="eastAsia"/>
+                <w:rFonts w:asciiTheme="minorEastAsia" w:hAnsiTheme="minorEastAsia" w:cs="宋体"/>
                 <w:color w:val="AFAFAF"/>
                 <w:kern w:val="0"/>
                 <w:sz w:val="24"/>
@@ -5670,7 +5660,7 @@
               <w:jc w:val="right"/>
               <w:textAlignment w:val="baseline"/>
               <w:rPr>
-                <w:rFonts w:asciiTheme="minorEastAsia" w:hAnsiTheme="minorEastAsia" w:cs="宋体" w:hint="eastAsia"/>
+                <w:rFonts w:asciiTheme="minorEastAsia" w:hAnsiTheme="minorEastAsia" w:cs="宋体"/>
                 <w:color w:val="AFAFAF"/>
                 <w:kern w:val="0"/>
                 <w:sz w:val="24"/>
@@ -5696,7 +5686,7 @@
               <w:jc w:val="right"/>
               <w:textAlignment w:val="baseline"/>
               <w:rPr>
-                <w:rFonts w:asciiTheme="minorEastAsia" w:hAnsiTheme="minorEastAsia" w:cs="宋体" w:hint="eastAsia"/>
+                <w:rFonts w:asciiTheme="minorEastAsia" w:hAnsiTheme="minorEastAsia" w:cs="宋体"/>
                 <w:color w:val="AFAFAF"/>
                 <w:kern w:val="0"/>
                 <w:sz w:val="24"/>
@@ -6499,7 +6489,7 @@
         <w:spacing w:before="200" w:after="0" w:line="240" w:lineRule="auto"/>
         <w:outlineLvl w:val="2"/>
         <w:rPr>
-          <w:rFonts w:asciiTheme="minorEastAsia" w:hAnsiTheme="minorEastAsia" w:hint="eastAsia"/>
+          <w:rFonts w:asciiTheme="minorEastAsia" w:hAnsiTheme="minorEastAsia"/>
           <w:sz w:val="24"/>
         </w:rPr>
       </w:pPr>
@@ -6635,7 +6625,7 @@
     <w:p>
       <w:pPr>
         <w:rPr>
-          <w:rFonts w:asciiTheme="minorEastAsia" w:hAnsiTheme="minorEastAsia" w:hint="eastAsia"/>
+          <w:rFonts w:asciiTheme="minorEastAsia" w:hAnsiTheme="minorEastAsia"/>
           <w:sz w:val="24"/>
         </w:rPr>
       </w:pPr>
@@ -6705,7 +6695,7 @@
               <w:jc w:val="right"/>
               <w:textAlignment w:val="baseline"/>
               <w:rPr>
-                <w:rFonts w:asciiTheme="minorEastAsia" w:hAnsiTheme="minorEastAsia" w:cs="宋体" w:hint="eastAsia"/>
+                <w:rFonts w:asciiTheme="minorEastAsia" w:hAnsiTheme="minorEastAsia" w:cs="宋体"/>
                 <w:color w:val="AFAFAF"/>
                 <w:kern w:val="0"/>
                 <w:sz w:val="24"/>
@@ -6731,7 +6721,7 @@
               <w:jc w:val="right"/>
               <w:textAlignment w:val="baseline"/>
               <w:rPr>
-                <w:rFonts w:asciiTheme="minorEastAsia" w:hAnsiTheme="minorEastAsia" w:cs="宋体" w:hint="eastAsia"/>
+                <w:rFonts w:asciiTheme="minorEastAsia" w:hAnsiTheme="minorEastAsia" w:cs="宋体"/>
                 <w:color w:val="AFAFAF"/>
                 <w:kern w:val="0"/>
                 <w:sz w:val="24"/>
@@ -7003,7 +6993,7 @@
     <w:p>
       <w:pPr>
         <w:rPr>
-          <w:rFonts w:asciiTheme="minorEastAsia" w:hAnsiTheme="minorEastAsia" w:hint="eastAsia"/>
+          <w:rFonts w:asciiTheme="minorEastAsia" w:hAnsiTheme="minorEastAsia"/>
           <w:sz w:val="24"/>
         </w:rPr>
       </w:pPr>
@@ -7034,7 +7024,7 @@
     <w:p>
       <w:pPr>
         <w:rPr>
-          <w:rFonts w:asciiTheme="minorEastAsia" w:hAnsiTheme="minorEastAsia" w:hint="eastAsia"/>
+          <w:rFonts w:asciiTheme="minorEastAsia" w:hAnsiTheme="minorEastAsia"/>
           <w:sz w:val="24"/>
         </w:rPr>
       </w:pPr>
@@ -7097,7 +7087,7 @@
               <w:jc w:val="right"/>
               <w:textAlignment w:val="baseline"/>
               <w:rPr>
-                <w:rFonts w:asciiTheme="minorEastAsia" w:hAnsiTheme="minorEastAsia" w:cs="宋体" w:hint="eastAsia"/>
+                <w:rFonts w:asciiTheme="minorEastAsia" w:hAnsiTheme="minorEastAsia" w:cs="宋体"/>
                 <w:color w:val="AFAFAF"/>
                 <w:kern w:val="0"/>
                 <w:sz w:val="24"/>
@@ -7123,7 +7113,7 @@
               <w:jc w:val="right"/>
               <w:textAlignment w:val="baseline"/>
               <w:rPr>
-                <w:rFonts w:asciiTheme="minorEastAsia" w:hAnsiTheme="minorEastAsia" w:cs="宋体" w:hint="eastAsia"/>
+                <w:rFonts w:asciiTheme="minorEastAsia" w:hAnsiTheme="minorEastAsia" w:cs="宋体"/>
                 <w:color w:val="AFAFAF"/>
                 <w:kern w:val="0"/>
                 <w:sz w:val="24"/>
@@ -7149,7 +7139,7 @@
               <w:jc w:val="right"/>
               <w:textAlignment w:val="baseline"/>
               <w:rPr>
-                <w:rFonts w:asciiTheme="minorEastAsia" w:hAnsiTheme="minorEastAsia" w:cs="宋体" w:hint="eastAsia"/>
+                <w:rFonts w:asciiTheme="minorEastAsia" w:hAnsiTheme="minorEastAsia" w:cs="宋体"/>
                 <w:color w:val="AFAFAF"/>
                 <w:kern w:val="0"/>
                 <w:sz w:val="24"/>
@@ -7175,7 +7165,7 @@
               <w:jc w:val="right"/>
               <w:textAlignment w:val="baseline"/>
               <w:rPr>
-                <w:rFonts w:asciiTheme="minorEastAsia" w:hAnsiTheme="minorEastAsia" w:cs="宋体" w:hint="eastAsia"/>
+                <w:rFonts w:asciiTheme="minorEastAsia" w:hAnsiTheme="minorEastAsia" w:cs="宋体"/>
                 <w:color w:val="AFAFAF"/>
                 <w:kern w:val="0"/>
                 <w:sz w:val="24"/>
@@ -7201,7 +7191,7 @@
               <w:jc w:val="right"/>
               <w:textAlignment w:val="baseline"/>
               <w:rPr>
-                <w:rFonts w:asciiTheme="minorEastAsia" w:hAnsiTheme="minorEastAsia" w:cs="宋体" w:hint="eastAsia"/>
+                <w:rFonts w:asciiTheme="minorEastAsia" w:hAnsiTheme="minorEastAsia" w:cs="宋体"/>
                 <w:color w:val="AFAFAF"/>
                 <w:kern w:val="0"/>
                 <w:sz w:val="24"/>
@@ -7227,7 +7217,7 @@
               <w:jc w:val="right"/>
               <w:textAlignment w:val="baseline"/>
               <w:rPr>
-                <w:rFonts w:asciiTheme="minorEastAsia" w:hAnsiTheme="minorEastAsia" w:cs="宋体" w:hint="eastAsia"/>
+                <w:rFonts w:asciiTheme="minorEastAsia" w:hAnsiTheme="minorEastAsia" w:cs="宋体"/>
                 <w:color w:val="AFAFAF"/>
                 <w:kern w:val="0"/>
                 <w:sz w:val="24"/>
@@ -7253,7 +7243,7 @@
               <w:jc w:val="right"/>
               <w:textAlignment w:val="baseline"/>
               <w:rPr>
-                <w:rFonts w:asciiTheme="minorEastAsia" w:hAnsiTheme="minorEastAsia" w:cs="宋体" w:hint="eastAsia"/>
+                <w:rFonts w:asciiTheme="minorEastAsia" w:hAnsiTheme="minorEastAsia" w:cs="宋体"/>
                 <w:color w:val="AFAFAF"/>
                 <w:kern w:val="0"/>
                 <w:sz w:val="24"/>
@@ -8019,7 +8009,7 @@
     <w:p>
       <w:pPr>
         <w:rPr>
-          <w:rFonts w:asciiTheme="minorEastAsia" w:hAnsiTheme="minorEastAsia" w:hint="eastAsia"/>
+          <w:rFonts w:asciiTheme="minorEastAsia" w:hAnsiTheme="minorEastAsia"/>
           <w:b/>
           <w:bCs/>
           <w:sz w:val="24"/>
@@ -8111,7 +8101,7 @@
     <w:p>
       <w:pPr>
         <w:rPr>
-          <w:rFonts w:asciiTheme="minorEastAsia" w:hAnsiTheme="minorEastAsia" w:hint="eastAsia"/>
+          <w:rFonts w:asciiTheme="minorEastAsia" w:hAnsiTheme="minorEastAsia"/>
           <w:sz w:val="28"/>
           <w:szCs w:val="28"/>
         </w:rPr>
@@ -8267,7 +8257,7 @@
     <w:p>
       <w:pPr>
         <w:rPr>
-          <w:rFonts w:asciiTheme="minorEastAsia" w:hAnsiTheme="minorEastAsia" w:hint="eastAsia"/>
+          <w:rFonts w:asciiTheme="minorEastAsia" w:hAnsiTheme="minorEastAsia"/>
           <w:sz w:val="28"/>
           <w:szCs w:val="28"/>
         </w:rPr>
@@ -8384,7 +8374,7 @@
     <w:p>
       <w:pPr>
         <w:rPr>
-          <w:rFonts w:asciiTheme="minorEastAsia" w:hAnsiTheme="minorEastAsia" w:hint="eastAsia"/>
+          <w:rFonts w:asciiTheme="minorEastAsia" w:hAnsiTheme="minorEastAsia"/>
           <w:sz w:val="28"/>
           <w:szCs w:val="28"/>
         </w:rPr>
@@ -9066,7 +9056,7 @@
     <w:p>
       <w:pPr>
         <w:rPr>
-          <w:rFonts w:asciiTheme="minorEastAsia" w:hAnsiTheme="minorEastAsia" w:hint="eastAsia"/>
+          <w:rFonts w:asciiTheme="minorEastAsia" w:hAnsiTheme="minorEastAsia"/>
           <w:sz w:val="28"/>
           <w:szCs w:val="28"/>
         </w:rPr>
@@ -9189,7 +9179,7 @@
     <w:p>
       <w:pPr>
         <w:rPr>
-          <w:rFonts w:asciiTheme="minorEastAsia" w:hAnsiTheme="minorEastAsia" w:hint="eastAsia"/>
+          <w:rFonts w:asciiTheme="minorEastAsia" w:hAnsiTheme="minorEastAsia"/>
           <w:sz w:val="28"/>
           <w:szCs w:val="28"/>
         </w:rPr>
@@ -9228,7 +9218,7 @@
     <w:p>
       <w:pPr>
         <w:rPr>
-          <w:rFonts w:asciiTheme="minorEastAsia" w:hAnsiTheme="minorEastAsia" w:hint="eastAsia"/>
+          <w:rFonts w:asciiTheme="minorEastAsia" w:hAnsiTheme="minorEastAsia"/>
           <w:sz w:val="28"/>
           <w:szCs w:val="28"/>
         </w:rPr>
@@ -9350,7 +9340,7 @@
           <w:szCs w:val="28"/>
         </w:rPr>
         <w:drawing>
-          <wp:inline distT="0" distB="0" distL="0" distR="0" wp14:anchorId="76591ACE" wp14:editId="0E9B4B80">
+          <wp:inline distT="0" distB="0" distL="0" distR="0" wp14:anchorId="76591ACE" wp14:editId="40857CE9">
             <wp:extent cx="5266690" cy="4033520"/>
             <wp:effectExtent l="0" t="0" r="0" b="0"/>
             <wp:docPr id="1852413375" name="图片 2"/>
@@ -9432,7 +9422,7 @@
     <w:p>
       <w:pPr>
         <w:rPr>
-          <w:rFonts w:asciiTheme="minorEastAsia" w:hAnsiTheme="minorEastAsia" w:hint="eastAsia"/>
+          <w:rFonts w:asciiTheme="minorEastAsia" w:hAnsiTheme="minorEastAsia"/>
           <w:dstrike/>
           <w:sz w:val="24"/>
         </w:rPr>
@@ -9487,7 +9477,7 @@
     <w:p>
       <w:pPr>
         <w:rPr>
-          <w:rFonts w:asciiTheme="minorEastAsia" w:hAnsiTheme="minorEastAsia" w:hint="eastAsia"/>
+          <w:rFonts w:asciiTheme="minorEastAsia" w:hAnsiTheme="minorEastAsia"/>
           <w:strike/>
           <w:sz w:val="28"/>
           <w:szCs w:val="28"/>
@@ -9562,7 +9552,7 @@
     <w:p>
       <w:pPr>
         <w:rPr>
-          <w:rFonts w:asciiTheme="minorEastAsia" w:hAnsiTheme="minorEastAsia" w:hint="eastAsia"/>
+          <w:rFonts w:asciiTheme="minorEastAsia" w:hAnsiTheme="minorEastAsia"/>
           <w:sz w:val="28"/>
           <w:szCs w:val="28"/>
         </w:rPr>
@@ -9879,7 +9869,7 @@
     <w:p>
       <w:pPr>
         <w:rPr>
-          <w:rFonts w:asciiTheme="minorEastAsia" w:hAnsiTheme="minorEastAsia" w:hint="eastAsia"/>
+          <w:rFonts w:asciiTheme="minorEastAsia" w:hAnsiTheme="minorEastAsia"/>
           <w:sz w:val="28"/>
           <w:szCs w:val="28"/>
         </w:rPr>
@@ -10021,7 +10011,7 @@
     <w:p>
       <w:pPr>
         <w:rPr>
-          <w:rFonts w:asciiTheme="minorEastAsia" w:hAnsiTheme="minorEastAsia" w:hint="eastAsia"/>
+          <w:rFonts w:asciiTheme="minorEastAsia" w:hAnsiTheme="minorEastAsia"/>
           <w:sz w:val="24"/>
         </w:rPr>
       </w:pPr>
@@ -10609,7 +10599,7 @@
     <w:p>
       <w:pPr>
         <w:rPr>
-          <w:rFonts w:asciiTheme="minorEastAsia" w:hAnsiTheme="minorEastAsia" w:hint="eastAsia"/>
+          <w:rFonts w:asciiTheme="minorEastAsia" w:hAnsiTheme="minorEastAsia"/>
           <w:sz w:val="24"/>
         </w:rPr>
       </w:pPr>
@@ -11439,7 +11429,7 @@
     <w:p>
       <w:pPr>
         <w:rPr>
-          <w:rFonts w:asciiTheme="minorEastAsia" w:hAnsiTheme="minorEastAsia" w:hint="eastAsia"/>
+          <w:rFonts w:asciiTheme="minorEastAsia" w:hAnsiTheme="minorEastAsia"/>
           <w:strike/>
           <w:sz w:val="24"/>
         </w:rPr>
@@ -11470,9 +11460,6 @@
     <w:p>
       <w:pPr>
         <w:spacing w:after="0" w:line="240" w:lineRule="auto"/>
-        <w:rPr>
-          <w:rFonts w:hint="eastAsia"/>
-        </w:rPr>
       </w:pPr>
       <w:r>
         <w:separator/>
@@ -11483,9 +11470,6 @@
     <w:p>
       <w:pPr>
         <w:spacing w:after="0" w:line="240" w:lineRule="auto"/>
-        <w:rPr>
-          <w:rFonts w:hint="eastAsia"/>
-        </w:rPr>
       </w:pPr>
       <w:r>
         <w:continuationSeparator/>
@@ -11501,9 +11485,6 @@
     <w:p>
       <w:pPr>
         <w:spacing w:after="0" w:line="240" w:lineRule="auto"/>
-        <w:rPr>
-          <w:rFonts w:hint="eastAsia"/>
-        </w:rPr>
       </w:pPr>
       <w:r>
         <w:separator/>
@@ -11514,9 +11495,6 @@
     <w:p>
       <w:pPr>
         <w:spacing w:after="0" w:line="240" w:lineRule="auto"/>
-        <w:rPr>
-          <w:rFonts w:hint="eastAsia"/>
-        </w:rPr>
       </w:pPr>
       <w:r>
         <w:continuationSeparator/>
